--- a/templates_word/attestationentreedesparis.docx
+++ b/templates_word/attestationentreedesparis.docx
@@ -57,53 +57,12 @@
         <w:spacing w:after="240" w:line="240" w:lineRule="auto"/>
         <w:jc w:val="center"/>
       </w:pPr>
-      <w:proofErr w:type="spellStart"/>
       <w:r>
         <w:rPr>
           <w:i/>
           <w:color w:val="555B66"/>
         </w:rPr>
-        <w:t>Dirigeant</w:t>
-      </w:r>
-      <w:proofErr w:type="spellEnd"/>
-      <w:r>
-        <w:rPr>
-          <w:i/>
-          <w:color w:val="555B66"/>
-        </w:rPr>
-        <w:t xml:space="preserve"> </w:t>
-      </w:r>
-      <w:proofErr w:type="spellStart"/>
-      <w:r>
-        <w:rPr>
-          <w:i/>
-          <w:color w:val="555B66"/>
-        </w:rPr>
-        <w:t>d’entreprise</w:t>
-      </w:r>
-      <w:proofErr w:type="spellEnd"/>
-      <w:r>
-        <w:rPr>
-          <w:i/>
-          <w:color w:val="555B66"/>
-        </w:rPr>
-        <w:t xml:space="preserve"> de sécurité </w:t>
-      </w:r>
-      <w:proofErr w:type="spellStart"/>
-      <w:r>
-        <w:rPr>
-          <w:i/>
-          <w:color w:val="555B66"/>
-        </w:rPr>
-        <w:t>privée</w:t>
-      </w:r>
-      <w:proofErr w:type="spellEnd"/>
-      <w:r>
-        <w:rPr>
-          <w:i/>
-          <w:color w:val="555B66"/>
-        </w:rPr>
-        <w:t xml:space="preserve"> (DESP)</w:t>
+        <w:t>Dirigeant d’entreprise de sécurité privée (DESP)</w:t>
       </w:r>
     </w:p>
     <w:tbl>
@@ -158,16 +117,8 @@
               <w:rPr>
                 <w:color w:val="000000" w:themeColor="text1"/>
               </w:rPr>
-              <w:t xml:space="preserve">, Directeur général d'Intégrale Academy, atteste </w:t>
+              <w:t>, Directeur général d'Intégrale Academy, atteste que :</w:t>
             </w:r>
-            <w:proofErr w:type="gramStart"/>
-            <w:r>
-              <w:rPr>
-                <w:color w:val="000000" w:themeColor="text1"/>
-              </w:rPr>
-              <w:t>que :</w:t>
-            </w:r>
-            <w:proofErr w:type="gramEnd"/>
           </w:p>
           <w:p>
             <w:pPr>
@@ -177,7 +128,6 @@
                 <w:color w:val="000000" w:themeColor="text1"/>
               </w:rPr>
             </w:pPr>
-            <w:proofErr w:type="gramStart"/>
             <w:r>
               <w:rPr>
                 <w:b/>
@@ -185,57 +135,7 @@
                 <w:sz w:val="24"/>
                 <w:szCs w:val="28"/>
               </w:rPr>
-              <w:t xml:space="preserve">{{ </w:t>
-            </w:r>
-            <w:proofErr w:type="spellStart"/>
-            <w:r>
-              <w:rPr>
-                <w:b/>
-                <w:color w:val="000000" w:themeColor="text1"/>
-                <w:sz w:val="24"/>
-                <w:szCs w:val="28"/>
-              </w:rPr>
-              <w:t>nom</w:t>
-            </w:r>
-            <w:proofErr w:type="gramEnd"/>
-            <w:r>
-              <w:rPr>
-                <w:b/>
-                <w:color w:val="000000" w:themeColor="text1"/>
-                <w:sz w:val="24"/>
-                <w:szCs w:val="28"/>
-              </w:rPr>
-              <w:t>_</w:t>
-            </w:r>
-            <w:proofErr w:type="gramStart"/>
-            <w:r>
-              <w:rPr>
-                <w:b/>
-                <w:color w:val="000000" w:themeColor="text1"/>
-                <w:sz w:val="24"/>
-                <w:szCs w:val="28"/>
-              </w:rPr>
-              <w:t>complet</w:t>
-            </w:r>
-            <w:proofErr w:type="spellEnd"/>
-            <w:r>
-              <w:rPr>
-                <w:b/>
-                <w:color w:val="000000" w:themeColor="text1"/>
-                <w:sz w:val="24"/>
-                <w:szCs w:val="28"/>
-              </w:rPr>
-              <w:t xml:space="preserve"> }</w:t>
-            </w:r>
-            <w:proofErr w:type="gramEnd"/>
-            <w:r>
-              <w:rPr>
-                <w:b/>
-                <w:color w:val="000000" w:themeColor="text1"/>
-                <w:sz w:val="24"/>
-                <w:szCs w:val="28"/>
-              </w:rPr>
-              <w:t>}</w:t>
+              <w:t>{{ nom_complet }}</w:t>
             </w:r>
             <w:r>
               <w:rPr>
@@ -265,44 +165,8 @@
               <w:rPr>
                 <w:color w:val="000000" w:themeColor="text1"/>
               </w:rPr>
-              <w:t xml:space="preserve">est </w:t>
+              <w:t>est entré(e) en formation au sein de notre organisme dans le cadre de la formation suivante :</w:t>
             </w:r>
-            <w:proofErr w:type="spellStart"/>
-            <w:r>
-              <w:rPr>
-                <w:color w:val="000000" w:themeColor="text1"/>
-              </w:rPr>
-              <w:t>entré</w:t>
-            </w:r>
-            <w:proofErr w:type="spellEnd"/>
-            <w:r>
-              <w:rPr>
-                <w:color w:val="000000" w:themeColor="text1"/>
-              </w:rPr>
-              <w:t xml:space="preserve">(e) </w:t>
-            </w:r>
-            <w:proofErr w:type="spellStart"/>
-            <w:r>
-              <w:rPr>
-                <w:color w:val="000000" w:themeColor="text1"/>
-              </w:rPr>
-              <w:t>en</w:t>
-            </w:r>
-            <w:proofErr w:type="spellEnd"/>
-            <w:r>
-              <w:rPr>
-                <w:color w:val="000000" w:themeColor="text1"/>
-              </w:rPr>
-              <w:t xml:space="preserve"> formation au sein de notre organisme dans le cadre de la formation </w:t>
-            </w:r>
-            <w:proofErr w:type="gramStart"/>
-            <w:r>
-              <w:rPr>
-                <w:color w:val="000000" w:themeColor="text1"/>
-              </w:rPr>
-              <w:t>suivante :</w:t>
-            </w:r>
-            <w:proofErr w:type="gramEnd"/>
           </w:p>
           <w:tbl>
             <w:tblPr>
@@ -370,7 +234,6 @@
                       <w:szCs w:val="20"/>
                     </w:rPr>
                   </w:pPr>
-                  <w:proofErr w:type="spellStart"/>
                   <w:r>
                     <w:rPr>
                       <w:rFonts w:cs="Arial"/>
@@ -378,57 +241,7 @@
                       <w:sz w:val="20"/>
                       <w:szCs w:val="20"/>
                     </w:rPr>
-                    <w:t>Dirigeant</w:t>
-                  </w:r>
-                  <w:proofErr w:type="spellEnd"/>
-                  <w:r>
-                    <w:rPr>
-                      <w:rFonts w:cs="Arial"/>
-                      <w:b/>
-                      <w:sz w:val="20"/>
-                      <w:szCs w:val="20"/>
-                    </w:rPr>
-                    <w:t xml:space="preserve"> </w:t>
-                  </w:r>
-                  <w:proofErr w:type="spellStart"/>
-                  <w:r>
-                    <w:rPr>
-                      <w:rFonts w:cs="Arial"/>
-                      <w:b/>
-                      <w:sz w:val="20"/>
-                      <w:szCs w:val="20"/>
-                    </w:rPr>
-                    <w:t>d’entreprise</w:t>
-                  </w:r>
-                  <w:proofErr w:type="spellEnd"/>
-                  <w:r>
-                    <w:rPr>
-                      <w:rFonts w:cs="Arial"/>
-                      <w:b/>
-                      <w:sz w:val="20"/>
-                      <w:szCs w:val="20"/>
-                    </w:rPr>
-                    <w:t xml:space="preserve"> de sécurité </w:t>
-                  </w:r>
-                  <w:proofErr w:type="spellStart"/>
-                  <w:r>
-                    <w:rPr>
-                      <w:rFonts w:cs="Arial"/>
-                      <w:b/>
-                      <w:sz w:val="20"/>
-                      <w:szCs w:val="20"/>
-                    </w:rPr>
-                    <w:t>privée</w:t>
-                  </w:r>
-                  <w:proofErr w:type="spellEnd"/>
-                  <w:r>
-                    <w:rPr>
-                      <w:rFonts w:cs="Arial"/>
-                      <w:b/>
-                      <w:sz w:val="20"/>
-                      <w:szCs w:val="20"/>
-                    </w:rPr>
-                    <w:t xml:space="preserve"> (DESP)</w:t>
+                    <w:t>Dirigeant d’entreprise de sécurité privée (DESP)</w:t>
                   </w:r>
                 </w:p>
               </w:tc>
@@ -489,7 +302,6 @@
                       <w:szCs w:val="20"/>
                     </w:rPr>
                   </w:pPr>
-                  <w:proofErr w:type="gramStart"/>
                   <w:r>
                     <w:rPr>
                       <w:rFonts w:eastAsiaTheme="minorEastAsia" w:cs="Arial"/>
@@ -498,40 +310,7 @@
                       <w:szCs w:val="20"/>
                       <w:lang w:val="fr-FR"/>
                     </w:rPr>
-                    <w:t xml:space="preserve">{{ </w:t>
-                  </w:r>
-                  <w:proofErr w:type="spellStart"/>
-                  <w:r>
-                    <w:rPr>
-                      <w:rFonts w:eastAsiaTheme="minorEastAsia" w:cs="Arial"/>
-                      <w:color w:val="auto"/>
-                      <w:sz w:val="20"/>
-                      <w:szCs w:val="20"/>
-                      <w:lang w:val="fr-FR"/>
-                    </w:rPr>
-                    <w:t>date</w:t>
-                  </w:r>
-                  <w:proofErr w:type="gramEnd"/>
-                  <w:r>
-                    <w:rPr>
-                      <w:rFonts w:eastAsiaTheme="minorEastAsia" w:cs="Arial"/>
-                      <w:color w:val="auto"/>
-                      <w:sz w:val="20"/>
-                      <w:szCs w:val="20"/>
-                      <w:lang w:val="fr-FR"/>
-                    </w:rPr>
-                    <w:t>_debut_formation</w:t>
-                  </w:r>
-                  <w:proofErr w:type="spellEnd"/>
-                  <w:r>
-                    <w:rPr>
-                      <w:rFonts w:eastAsiaTheme="minorEastAsia" w:cs="Arial"/>
-                      <w:color w:val="auto"/>
-                      <w:sz w:val="20"/>
-                      <w:szCs w:val="20"/>
-                      <w:lang w:val="fr-FR"/>
-                    </w:rPr>
-                    <w:t xml:space="preserve"> }}</w:t>
+                    <w:t>{{ date_debut_formation }}</w:t>
                   </w:r>
                 </w:p>
               </w:tc>
@@ -601,7 +380,6 @@
                     </w:rPr>
                     <w:t xml:space="preserve">245 </w:t>
                   </w:r>
-                  <w:proofErr w:type="spellStart"/>
                   <w:r>
                     <w:rPr>
                       <w:rFonts w:cs="Arial"/>
@@ -611,7 +389,6 @@
                     </w:rPr>
                     <w:t>heures</w:t>
                   </w:r>
-                  <w:proofErr w:type="spellEnd"/>
                 </w:p>
               </w:tc>
             </w:tr>
@@ -671,7 +448,6 @@
                       <w:szCs w:val="20"/>
                     </w:rPr>
                   </w:pPr>
-                  <w:proofErr w:type="spellStart"/>
                   <w:r>
                     <w:rPr>
                       <w:rFonts w:cs="Arial"/>
@@ -680,32 +456,13 @@
                     </w:rPr>
                     <w:t>Présentiel</w:t>
                   </w:r>
-                  <w:proofErr w:type="spellEnd"/>
                   <w:r>
                     <w:rPr>
                       <w:rFonts w:cs="Arial"/>
                       <w:sz w:val="20"/>
                       <w:szCs w:val="20"/>
                     </w:rPr>
-                    <w:t xml:space="preserve"> + </w:t>
-                  </w:r>
-                  <w:proofErr w:type="spellStart"/>
-                  <w:r>
-                    <w:rPr>
-                      <w:rFonts w:cs="Arial"/>
-                      <w:sz w:val="20"/>
-                      <w:szCs w:val="20"/>
-                    </w:rPr>
-                    <w:t>Distanciel</w:t>
-                  </w:r>
-                  <w:proofErr w:type="spellEnd"/>
-                  <w:r>
-                    <w:rPr>
-                      <w:rFonts w:cs="Arial"/>
-                      <w:sz w:val="20"/>
-                      <w:szCs w:val="20"/>
-                    </w:rPr>
-                    <w:t xml:space="preserve"> </w:t>
+                    <w:t xml:space="preserve"> + Distanciel </w:t>
                   </w:r>
                 </w:p>
               </w:tc>
@@ -766,59 +523,13 @@
                       <w:szCs w:val="20"/>
                     </w:rPr>
                   </w:pPr>
-                  <w:proofErr w:type="spellStart"/>
                   <w:r>
                     <w:rPr>
                       <w:rFonts w:cs="Arial"/>
                       <w:sz w:val="20"/>
                       <w:szCs w:val="20"/>
                     </w:rPr>
-                    <w:t>Distanciel</w:t>
-                  </w:r>
-                  <w:proofErr w:type="spellEnd"/>
-                  <w:r>
-                    <w:rPr>
-                      <w:rFonts w:cs="Arial"/>
-                      <w:sz w:val="20"/>
-                      <w:szCs w:val="20"/>
-                    </w:rPr>
-                    <w:t xml:space="preserve"> et </w:t>
-                  </w:r>
-                  <w:proofErr w:type="spellStart"/>
-                  <w:r>
-                    <w:rPr>
-                      <w:rFonts w:cs="Arial"/>
-                      <w:sz w:val="20"/>
-                      <w:szCs w:val="20"/>
-                    </w:rPr>
-                    <w:t>Présentiel</w:t>
-                  </w:r>
-                  <w:proofErr w:type="spellEnd"/>
-                  <w:r>
-                    <w:rPr>
-                      <w:rFonts w:cs="Arial"/>
-                      <w:sz w:val="20"/>
-                      <w:szCs w:val="20"/>
-                    </w:rPr>
-                    <w:t xml:space="preserve"> (Atelier Modulable 53 rue des </w:t>
-                  </w:r>
-                  <w:proofErr w:type="spellStart"/>
-                  <w:r>
-                    <w:rPr>
-                      <w:rFonts w:cs="Arial"/>
-                      <w:sz w:val="20"/>
-                      <w:szCs w:val="20"/>
-                    </w:rPr>
-                    <w:t>Vinaigriers</w:t>
-                  </w:r>
-                  <w:proofErr w:type="spellEnd"/>
-                  <w:r>
-                    <w:rPr>
-                      <w:rFonts w:cs="Arial"/>
-                      <w:sz w:val="20"/>
-                      <w:szCs w:val="20"/>
-                    </w:rPr>
-                    <w:t xml:space="preserve"> 75010 PARIS)</w:t>
+                    <w:t>Distanciel et Présentiel (Atelier Modulable 53 rue des Vinaigriers 75010 PARIS)</w:t>
                   </w:r>
                 </w:p>
               </w:tc>
@@ -861,23 +572,13 @@
                   <w:pPr>
                     <w:spacing w:before="40" w:after="40" w:line="252" w:lineRule="auto"/>
                   </w:pPr>
-                  <w:proofErr w:type="gramStart"/>
                   <w:r>
                     <w:rPr>
                       <w:b/>
                       <w:color w:val="B58A1C"/>
                       <w:sz w:val="18"/>
                     </w:rPr>
-                    <w:t>Rappel :</w:t>
-                  </w:r>
-                  <w:proofErr w:type="gramEnd"/>
-                  <w:r>
-                    <w:rPr>
-                      <w:b/>
-                      <w:color w:val="B58A1C"/>
-                      <w:sz w:val="18"/>
-                    </w:rPr>
-                    <w:t xml:space="preserve"> </w:t>
+                    <w:t xml:space="preserve">Rappel : </w:t>
                   </w:r>
                   <w:r>
                     <w:rPr>
@@ -889,7 +590,19 @@
                     <w:rPr>
                       <w:sz w:val="18"/>
                     </w:rPr>
-                    <w:t xml:space="preserve"> formation APS est une formation réglementée. Le suivi de la formation et la présentation à l’examen restent soumis au respect des obligations administratives, pédagogiques et réglementaires applicables.</w:t>
+                    <w:t xml:space="preserve"> formation </w:t>
+                  </w:r>
+                  <w:r>
+                    <w:rPr>
+                      <w:sz w:val="18"/>
+                    </w:rPr>
+                    <w:t>DESP</w:t>
+                  </w:r>
+                  <w:r>
+                    <w:rPr>
+                      <w:sz w:val="18"/>
+                    </w:rPr>
+                    <w:t xml:space="preserve"> est une formation réglementée. Le suivi de la formation et la présentation à l’examen restent soumis au respect des obligations administratives, pédagogiques et réglementaires applicables.</w:t>
                   </w:r>
                 </w:p>
               </w:tc>
@@ -928,7 +641,6 @@
               </w:rPr>
               <w:t xml:space="preserve"> </w:t>
             </w:r>
-            <w:proofErr w:type="gramStart"/>
             <w:r>
               <w:rPr>
                 <w:rFonts w:eastAsiaTheme="minorEastAsia" w:cs="Arial"/>
@@ -939,46 +651,7 @@
                 <w:szCs w:val="20"/>
                 <w:lang w:val="fr-FR"/>
               </w:rPr>
-              <w:t xml:space="preserve">{{ </w:t>
-            </w:r>
-            <w:proofErr w:type="spellStart"/>
-            <w:r>
-              <w:rPr>
-                <w:rFonts w:eastAsiaTheme="minorEastAsia" w:cs="Arial"/>
-                <w:b/>
-                <w:bCs/>
-                <w:color w:val="auto"/>
-                <w:sz w:val="20"/>
-                <w:szCs w:val="20"/>
-                <w:lang w:val="fr-FR"/>
-              </w:rPr>
-              <w:t>date</w:t>
-            </w:r>
-            <w:proofErr w:type="gramEnd"/>
-            <w:r>
-              <w:rPr>
-                <w:rFonts w:eastAsiaTheme="minorEastAsia" w:cs="Arial"/>
-                <w:b/>
-                <w:bCs/>
-                <w:color w:val="auto"/>
-                <w:sz w:val="20"/>
-                <w:szCs w:val="20"/>
-                <w:lang w:val="fr-FR"/>
-              </w:rPr>
-              <w:t>_jour</w:t>
-            </w:r>
-            <w:proofErr w:type="spellEnd"/>
-            <w:r>
-              <w:rPr>
-                <w:rFonts w:eastAsiaTheme="minorEastAsia" w:cs="Arial"/>
-                <w:b/>
-                <w:bCs/>
-                <w:color w:val="auto"/>
-                <w:sz w:val="20"/>
-                <w:szCs w:val="20"/>
-                <w:lang w:val="fr-FR"/>
-              </w:rPr>
-              <w:t xml:space="preserve"> }}</w:t>
+              <w:t>{{ date_jour }}</w:t>
             </w:r>
             <w:r>
               <w:rPr>
@@ -1046,43 +719,7 @@
                 <w:color w:val="555B66"/>
                 <w:sz w:val="18"/>
               </w:rPr>
-              <w:t xml:space="preserve">Document </w:t>
-            </w:r>
-            <w:proofErr w:type="spellStart"/>
-            <w:r>
-              <w:rPr>
-                <w:i/>
-                <w:color w:val="555B66"/>
-                <w:sz w:val="18"/>
-              </w:rPr>
-              <w:t>délivré</w:t>
-            </w:r>
-            <w:proofErr w:type="spellEnd"/>
-            <w:r>
-              <w:rPr>
-                <w:i/>
-                <w:color w:val="555B66"/>
-                <w:sz w:val="18"/>
-              </w:rPr>
-              <w:t xml:space="preserve"> pour </w:t>
-            </w:r>
-            <w:proofErr w:type="spellStart"/>
-            <w:r>
-              <w:rPr>
-                <w:i/>
-                <w:color w:val="555B66"/>
-                <w:sz w:val="18"/>
-              </w:rPr>
-              <w:t>servir</w:t>
-            </w:r>
-            <w:proofErr w:type="spellEnd"/>
-            <w:r>
-              <w:rPr>
-                <w:i/>
-                <w:color w:val="555B66"/>
-                <w:sz w:val="18"/>
-              </w:rPr>
-              <w:t xml:space="preserve"> et valoir ce que de droit.</w:t>
+              <w:t>Document délivré pour servir et valoir ce que de droit.</w:t>
             </w:r>
           </w:p>
         </w:tc>
@@ -1337,179 +974,7 @@
         <w:color w:val="8A8F98"/>
         <w:sz w:val="13"/>
       </w:rPr>
-      <w:t xml:space="preserve">La certification </w:t>
-    </w:r>
-    <w:proofErr w:type="spellStart"/>
-    <w:r>
-      <w:rPr>
-        <w:i/>
-        <w:color w:val="8A8F98"/>
-        <w:sz w:val="13"/>
-      </w:rPr>
-      <w:t>qualité</w:t>
-    </w:r>
-    <w:proofErr w:type="spellEnd"/>
-    <w:r>
-      <w:rPr>
-        <w:i/>
-        <w:color w:val="8A8F98"/>
-        <w:sz w:val="13"/>
-      </w:rPr>
-      <w:t xml:space="preserve"> a </w:t>
-    </w:r>
-    <w:proofErr w:type="spellStart"/>
-    <w:r>
-      <w:rPr>
-        <w:i/>
-        <w:color w:val="8A8F98"/>
-        <w:sz w:val="13"/>
-      </w:rPr>
-      <w:t>été</w:t>
-    </w:r>
-    <w:proofErr w:type="spellEnd"/>
-    <w:r>
-      <w:rPr>
-        <w:i/>
-        <w:color w:val="8A8F98"/>
-        <w:sz w:val="13"/>
-      </w:rPr>
-      <w:t xml:space="preserve"> </w:t>
-    </w:r>
-    <w:proofErr w:type="spellStart"/>
-    <w:r>
-      <w:rPr>
-        <w:i/>
-        <w:color w:val="8A8F98"/>
-        <w:sz w:val="13"/>
-      </w:rPr>
-      <w:t>délivrée</w:t>
-    </w:r>
-    <w:proofErr w:type="spellEnd"/>
-    <w:r>
-      <w:rPr>
-        <w:i/>
-        <w:color w:val="8A8F98"/>
-        <w:sz w:val="13"/>
-      </w:rPr>
-      <w:t xml:space="preserve"> au </w:t>
-    </w:r>
-    <w:proofErr w:type="spellStart"/>
-    <w:r>
-      <w:rPr>
-        <w:i/>
-        <w:color w:val="8A8F98"/>
-        <w:sz w:val="13"/>
-      </w:rPr>
-      <w:t>titre</w:t>
-    </w:r>
-    <w:proofErr w:type="spellEnd"/>
-    <w:r>
-      <w:rPr>
-        <w:i/>
-        <w:color w:val="8A8F98"/>
-        <w:sz w:val="13"/>
-      </w:rPr>
-      <w:t xml:space="preserve"> de la </w:t>
-    </w:r>
-    <w:proofErr w:type="spellStart"/>
-    <w:r>
-      <w:rPr>
-        <w:i/>
-        <w:color w:val="8A8F98"/>
-        <w:sz w:val="13"/>
-      </w:rPr>
-      <w:t>ou</w:t>
-    </w:r>
-    <w:proofErr w:type="spellEnd"/>
-    <w:r>
-      <w:rPr>
-        <w:i/>
-        <w:color w:val="8A8F98"/>
-        <w:sz w:val="13"/>
-      </w:rPr>
-      <w:t xml:space="preserve"> des </w:t>
-    </w:r>
-    <w:proofErr w:type="spellStart"/>
-    <w:r>
-      <w:rPr>
-        <w:i/>
-        <w:color w:val="8A8F98"/>
-        <w:sz w:val="13"/>
-      </w:rPr>
-      <w:t>catégories</w:t>
-    </w:r>
-    <w:proofErr w:type="spellEnd"/>
-    <w:r>
-      <w:rPr>
-        <w:i/>
-        <w:color w:val="8A8F98"/>
-        <w:sz w:val="13"/>
-      </w:rPr>
-      <w:t xml:space="preserve"> </w:t>
-    </w:r>
-    <w:proofErr w:type="spellStart"/>
-    <w:r>
-      <w:rPr>
-        <w:i/>
-        <w:color w:val="8A8F98"/>
-        <w:sz w:val="13"/>
-      </w:rPr>
-      <w:t>d’actions</w:t>
-    </w:r>
-    <w:proofErr w:type="spellEnd"/>
-    <w:r>
-      <w:rPr>
-        <w:i/>
-        <w:color w:val="8A8F98"/>
-        <w:sz w:val="13"/>
-      </w:rPr>
-      <w:t xml:space="preserve"> </w:t>
-    </w:r>
-    <w:proofErr w:type="spellStart"/>
-    <w:proofErr w:type="gramStart"/>
-    <w:r>
-      <w:rPr>
-        <w:i/>
-        <w:color w:val="8A8F98"/>
-        <w:sz w:val="13"/>
-      </w:rPr>
-      <w:t>suivantes</w:t>
-    </w:r>
-    <w:proofErr w:type="spellEnd"/>
-    <w:r>
-      <w:rPr>
-        <w:i/>
-        <w:color w:val="8A8F98"/>
-        <w:sz w:val="13"/>
-      </w:rPr>
-      <w:t xml:space="preserve"> :</w:t>
-    </w:r>
-    <w:proofErr w:type="gramEnd"/>
-    <w:r>
-      <w:rPr>
-        <w:i/>
-        <w:color w:val="8A8F98"/>
-        <w:sz w:val="13"/>
-      </w:rPr>
-      <w:t xml:space="preserve"> actions de formation, actions de formation par </w:t>
-    </w:r>
-    <w:proofErr w:type="spellStart"/>
-    <w:r>
-      <w:rPr>
-        <w:i/>
-        <w:color w:val="8A8F98"/>
-        <w:sz w:val="13"/>
-      </w:rPr>
-      <w:t>apprentissage</w:t>
-    </w:r>
-    <w:proofErr w:type="spellEnd"/>
-    <w:r>
-      <w:rPr>
-        <w:i/>
-        <w:color w:val="8A8F98"/>
-        <w:sz w:val="13"/>
-      </w:rPr>
-      <w:t>.</w:t>
+      <w:t>La certification qualité a été délivrée au titre de la ou des catégories d’actions suivantes : actions de formation, actions de formation par apprentissage.</w:t>
     </w:r>
   </w:p>
   <w:p>
@@ -1517,37 +982,12 @@
       <w:spacing w:after="0" w:line="240" w:lineRule="auto"/>
       <w:jc w:val="center"/>
     </w:pPr>
-    <w:proofErr w:type="spellStart"/>
     <w:r>
       <w:rPr>
         <w:color w:val="8A8F98"/>
         <w:sz w:val="13"/>
       </w:rPr>
-      <w:t>Autorisation</w:t>
-    </w:r>
-    <w:proofErr w:type="spellEnd"/>
-    <w:r>
-      <w:rPr>
-        <w:color w:val="8A8F98"/>
-        <w:sz w:val="13"/>
-      </w:rPr>
-      <w:t xml:space="preserve"> </w:t>
-    </w:r>
-    <w:proofErr w:type="spellStart"/>
-    <w:r>
-      <w:rPr>
-        <w:color w:val="8A8F98"/>
-        <w:sz w:val="13"/>
-      </w:rPr>
-      <w:t>d'exercice</w:t>
-    </w:r>
-    <w:proofErr w:type="spellEnd"/>
-    <w:r>
-      <w:rPr>
-        <w:color w:val="8A8F98"/>
-        <w:sz w:val="13"/>
-      </w:rPr>
-      <w:t xml:space="preserve"> CNAPS n°FOR-083-2027-02-08-20200755135</w:t>
+      <w:t>Autorisation d'exercice CNAPS n°FOR-083-2027-02-08-20200755135</w:t>
     </w:r>
   </w:p>
   <w:p>
@@ -1555,69 +995,12 @@
       <w:spacing w:after="0" w:line="240" w:lineRule="auto"/>
       <w:jc w:val="center"/>
     </w:pPr>
-    <w:proofErr w:type="spellStart"/>
     <w:r>
       <w:rPr>
         <w:color w:val="8A8F98"/>
         <w:sz w:val="13"/>
       </w:rPr>
-      <w:t>Agrément</w:t>
-    </w:r>
-    <w:proofErr w:type="spellEnd"/>
-    <w:r>
-      <w:rPr>
-        <w:color w:val="8A8F98"/>
-        <w:sz w:val="13"/>
-      </w:rPr>
-      <w:t xml:space="preserve"> ADEF </w:t>
-    </w:r>
-    <w:proofErr w:type="gramStart"/>
-    <w:r>
-      <w:rPr>
-        <w:color w:val="8A8F98"/>
-        <w:sz w:val="13"/>
-      </w:rPr>
-      <w:t>APS :</w:t>
-    </w:r>
-    <w:proofErr w:type="gramEnd"/>
-    <w:r>
-      <w:rPr>
-        <w:color w:val="8A8F98"/>
-        <w:sz w:val="13"/>
-      </w:rPr>
-      <w:t xml:space="preserve"> 8320032701 - </w:t>
-    </w:r>
-    <w:proofErr w:type="spellStart"/>
-    <w:r>
-      <w:rPr>
-        <w:color w:val="8A8F98"/>
-        <w:sz w:val="13"/>
-      </w:rPr>
-      <w:t>Agrément</w:t>
-    </w:r>
-    <w:proofErr w:type="spellEnd"/>
-    <w:r>
-      <w:rPr>
-        <w:color w:val="8A8F98"/>
-        <w:sz w:val="13"/>
-      </w:rPr>
-      <w:t xml:space="preserve"> ADEF A3</w:t>
-    </w:r>
-    <w:proofErr w:type="gramStart"/>
-    <w:r>
-      <w:rPr>
-        <w:color w:val="8A8F98"/>
-        <w:sz w:val="13"/>
-      </w:rPr>
-      <w:t>P :</w:t>
-    </w:r>
-    <w:proofErr w:type="gramEnd"/>
-    <w:r>
-      <w:rPr>
-        <w:color w:val="8A8F98"/>
-        <w:sz w:val="13"/>
-      </w:rPr>
-      <w:t xml:space="preserve"> 8320111201</w:t>
+      <w:t>Agrément ADEF APS : 8320032701 - Agrément ADEF A3P : 8320111201</w:t>
     </w:r>
   </w:p>
 </w:ftr>

--- a/templates_word/attestationentreedesparis.docx
+++ b/templates_word/attestationentreedesparis.docx
@@ -1,6 +1,6 @@
 
 <file path=word/document.xml><?xml version="1.0" encoding="utf-8"?>
-<w:document xmlns:wpc="http://schemas.microsoft.com/office/word/2010/wordprocessingCanvas" xmlns:cx="http://schemas.microsoft.com/office/drawing/2014/chartex" xmlns:cx1="http://schemas.microsoft.com/office/drawing/2015/9/8/chartex" xmlns:cx2="http://schemas.microsoft.com/office/drawing/2015/10/21/chartex" xmlns:cx3="http://schemas.microsoft.com/office/drawing/2016/5/9/chartex" xmlns:cx4="http://schemas.microsoft.com/office/drawing/2016/5/10/chartex" xmlns:cx5="http://schemas.microsoft.com/office/drawing/2016/5/11/chartex" xmlns:cx6="http://schemas.microsoft.com/office/drawing/2016/5/12/chartex" xmlns:cx7="http://schemas.microsoft.com/office/drawing/2016/5/13/chartex" xmlns:cx8="http://schemas.microsoft.com/office/drawing/2016/5/14/chartex" xmlns:mc="http://schemas.openxmlformats.org/markup-compatibility/2006" xmlns:aink="http://schemas.microsoft.com/office/drawing/2016/ink" xmlns:am3d="http://schemas.microsoft.com/office/drawing/2017/model3d" xmlns:o="urn:schemas-microsoft-com:office:office" xmlns:oel="http://schemas.microsoft.com/office/2019/extlst" xmlns:r="http://schemas.openxmlformats.org/officeDocument/2006/relationships" xmlns:m="http://schemas.openxmlformats.org/officeDocument/2006/math" xmlns:v="urn:schemas-microsoft-com:vml" xmlns:wp14="http://schemas.microsoft.com/office/word/2010/wordprocessingDrawing" xmlns:wp="http://schemas.openxmlformats.org/drawingml/2006/wordprocessingDrawing" xmlns:w10="urn:schemas-microsoft-com:office:word" xmlns:w="http://schemas.openxmlformats.org/wordprocessingml/2006/main" xmlns:w14="http://schemas.microsoft.com/office/word/2010/wordml" xmlns:w15="http://schemas.microsoft.com/office/word/2012/wordml" xmlns:w16cex="http://schemas.microsoft.com/office/word/2018/wordml/cex" xmlns:w16cid="http://schemas.microsoft.com/office/word/2016/wordml/cid" xmlns:w16="http://schemas.microsoft.com/office/word/2018/wordml" xmlns:w16du="http://schemas.microsoft.com/office/word/2023/wordml/word16du" xmlns:w16sdtdh="http://schemas.microsoft.com/office/word/2020/wordml/sdtdatahash" xmlns:w16sdtfl="http://schemas.microsoft.com/office/word/2024/wordml/sdtformatlock" xmlns:w16se="http://schemas.microsoft.com/office/word/2015/wordml/symex" xmlns:wpg="http://schemas.microsoft.com/office/word/2010/wordprocessingGroup" xmlns:wpi="http://schemas.microsoft.com/office/word/2010/wordprocessingInk" xmlns:wne="http://schemas.microsoft.com/office/word/2006/wordml" xmlns:wps="http://schemas.microsoft.com/office/word/2010/wordprocessingShape" mc:Ignorable="w14 w15 w16se w16cid w16 w16cex w16sdtdh w16sdtfl w16du wp14">
+<w:document xmlns:wpc="http://schemas.microsoft.com/office/word/2010/wordprocessingCanvas" xmlns:cx="http://schemas.microsoft.com/office/drawing/2014/chartex" xmlns:cx1="http://schemas.microsoft.com/office/drawing/2015/9/8/chartex" xmlns:cx2="http://schemas.microsoft.com/office/drawing/2015/10/21/chartex" xmlns:cx3="http://schemas.microsoft.com/office/drawing/2016/5/9/chartex" xmlns:cx4="http://schemas.microsoft.com/office/drawing/2016/5/10/chartex" xmlns:cx5="http://schemas.microsoft.com/office/drawing/2016/5/11/chartex" xmlns:cx6="http://schemas.microsoft.com/office/drawing/2016/5/12/chartex" xmlns:cx7="http://schemas.microsoft.com/office/drawing/2016/5/13/chartex" xmlns:cx8="http://schemas.microsoft.com/office/drawing/2016/5/14/chartex" xmlns:mc="http://schemas.openxmlformats.org/markup-compatibility/2006" xmlns:m="http://schemas.openxmlformats.org/officeDocument/2006/math" xmlns:aink="http://schemas.microsoft.com/office/drawing/2016/ink" xmlns:am3d="http://schemas.microsoft.com/office/drawing/2017/model3d" xmlns:oel="http://schemas.microsoft.com/office/2019/extlst" xmlns:r="http://schemas.openxmlformats.org/officeDocument/2006/relationships" xmlns:wp14="http://schemas.microsoft.com/office/word/2010/wordprocessingDrawing" xmlns:wp="http://schemas.openxmlformats.org/drawingml/2006/wordprocessingDrawing" xmlns:wpg="http://schemas.microsoft.com/office/word/2010/wordprocessingGroup" xmlns:wpi="http://schemas.microsoft.com/office/word/2010/wordprocessingInk" xmlns:wps="http://schemas.microsoft.com/office/word/2010/wordprocessingShape" xmlns:o="urn:schemas-microsoft-com:office:office" xmlns:v="urn:schemas-microsoft-com:vml" xmlns:w10="urn:schemas-microsoft-com:office:word" xmlns:w="http://schemas.openxmlformats.org/wordprocessingml/2006/main" xmlns:w14="http://schemas.microsoft.com/office/word/2010/wordml" xmlns:w15="http://schemas.microsoft.com/office/word/2012/wordml" xmlns:w16cex="http://schemas.microsoft.com/office/word/2018/wordml/cex" xmlns:w16cid="http://schemas.microsoft.com/office/word/2016/wordml/cid" xmlns:w16="http://schemas.microsoft.com/office/word/2018/wordml" xmlns:w16sdtdh="http://schemas.microsoft.com/office/word/2020/wordml/sdtdatahash" xmlns:w16sdtfl="http://schemas.microsoft.com/office/word/2024/wordml/sdtformatlock" xmlns:w16se="http://schemas.microsoft.com/office/word/2015/wordml/symex" xmlns:w16du="http://schemas.microsoft.com/office/word/2023/wordml/word16du" xmlns:wne="http://schemas.microsoft.com/office/word/2006/wordml" mc:Ignorable="w14 w15 w16se w16cid w16 w16cex w16sdtdh w16sdtfl w16du wp14">
   <w:body>
     <w:p>
       <w:pPr>
@@ -529,7 +529,21 @@
                       <w:sz w:val="20"/>
                       <w:szCs w:val="20"/>
                     </w:rPr>
-                    <w:t>Distanciel et Présentiel (Atelier Modulable 53 rue des Vinaigriers 75010 PARIS)</w:t>
+                    <w:t>Distanciel et Présentiel (</w:t>
+                  </w:r>
+                  <w:r>
+                    <w:rPr>
+                      <w:bCs/>
+                      <w:sz w:val="19"/>
+                    </w:rPr>
+                    <w:t>16/24 rue Cabanis (Villa Lourcine) entrée 5 – 75014 PARIS</w:t>
+                  </w:r>
+                  <w:r>
+                    <w:rPr>
+                      <w:bCs/>
+                      <w:sz w:val="19"/>
+                    </w:rPr>
+                    <w:t xml:space="preserve">) </w:t>
                   </w:r>
                 </w:p>
               </w:tc>
@@ -923,7 +937,7 @@
 </file>
 
 <file path=word/endnotes.xml><?xml version="1.0" encoding="utf-8"?>
-<w:endnotes xmlns:wpc="http://schemas.microsoft.com/office/word/2010/wordprocessingCanvas" xmlns:cx="http://schemas.microsoft.com/office/drawing/2014/chartex" xmlns:cx1="http://schemas.microsoft.com/office/drawing/2015/9/8/chartex" xmlns:cx2="http://schemas.microsoft.com/office/drawing/2015/10/21/chartex" xmlns:cx3="http://schemas.microsoft.com/office/drawing/2016/5/9/chartex" xmlns:cx4="http://schemas.microsoft.com/office/drawing/2016/5/10/chartex" xmlns:cx5="http://schemas.microsoft.com/office/drawing/2016/5/11/chartex" xmlns:cx6="http://schemas.microsoft.com/office/drawing/2016/5/12/chartex" xmlns:cx7="http://schemas.microsoft.com/office/drawing/2016/5/13/chartex" xmlns:cx8="http://schemas.microsoft.com/office/drawing/2016/5/14/chartex" xmlns:mc="http://schemas.openxmlformats.org/markup-compatibility/2006" xmlns:aink="http://schemas.microsoft.com/office/drawing/2016/ink" xmlns:am3d="http://schemas.microsoft.com/office/drawing/2017/model3d" xmlns:o="urn:schemas-microsoft-com:office:office" xmlns:oel="http://schemas.microsoft.com/office/2019/extlst" xmlns:r="http://schemas.openxmlformats.org/officeDocument/2006/relationships" xmlns:m="http://schemas.openxmlformats.org/officeDocument/2006/math" xmlns:v="urn:schemas-microsoft-com:vml" xmlns:wp14="http://schemas.microsoft.com/office/word/2010/wordprocessingDrawing" xmlns:wp="http://schemas.openxmlformats.org/drawingml/2006/wordprocessingDrawing" xmlns:w10="urn:schemas-microsoft-com:office:word" xmlns:w="http://schemas.openxmlformats.org/wordprocessingml/2006/main" xmlns:w14="http://schemas.microsoft.com/office/word/2010/wordml" xmlns:w15="http://schemas.microsoft.com/office/word/2012/wordml" xmlns:w16cex="http://schemas.microsoft.com/office/word/2018/wordml/cex" xmlns:w16cid="http://schemas.microsoft.com/office/word/2016/wordml/cid" xmlns:w16="http://schemas.microsoft.com/office/word/2018/wordml" xmlns:w16du="http://schemas.microsoft.com/office/word/2023/wordml/word16du" xmlns:w16sdtdh="http://schemas.microsoft.com/office/word/2020/wordml/sdtdatahash" xmlns:w16sdtfl="http://schemas.microsoft.com/office/word/2024/wordml/sdtformatlock" xmlns:w16se="http://schemas.microsoft.com/office/word/2015/wordml/symex" xmlns:wpg="http://schemas.microsoft.com/office/word/2010/wordprocessingGroup" xmlns:wpi="http://schemas.microsoft.com/office/word/2010/wordprocessingInk" xmlns:wne="http://schemas.microsoft.com/office/word/2006/wordml" xmlns:wps="http://schemas.microsoft.com/office/word/2010/wordprocessingShape" mc:Ignorable="w14 w15 w16se w16cid w16 w16cex w16sdtdh w16sdtfl w16du wp14">
+<w:endnotes xmlns:wpc="http://schemas.microsoft.com/office/word/2010/wordprocessingCanvas" xmlns:cx="http://schemas.microsoft.com/office/drawing/2014/chartex" xmlns:cx1="http://schemas.microsoft.com/office/drawing/2015/9/8/chartex" xmlns:cx2="http://schemas.microsoft.com/office/drawing/2015/10/21/chartex" xmlns:cx3="http://schemas.microsoft.com/office/drawing/2016/5/9/chartex" xmlns:cx4="http://schemas.microsoft.com/office/drawing/2016/5/10/chartex" xmlns:cx5="http://schemas.microsoft.com/office/drawing/2016/5/11/chartex" xmlns:cx6="http://schemas.microsoft.com/office/drawing/2016/5/12/chartex" xmlns:cx7="http://schemas.microsoft.com/office/drawing/2016/5/13/chartex" xmlns:cx8="http://schemas.microsoft.com/office/drawing/2016/5/14/chartex" xmlns:mc="http://schemas.openxmlformats.org/markup-compatibility/2006" xmlns:m="http://schemas.openxmlformats.org/officeDocument/2006/math" xmlns:aink="http://schemas.microsoft.com/office/drawing/2016/ink" xmlns:am3d="http://schemas.microsoft.com/office/drawing/2017/model3d" xmlns:oel="http://schemas.microsoft.com/office/2019/extlst" xmlns:r="http://schemas.openxmlformats.org/officeDocument/2006/relationships" xmlns:wp14="http://schemas.microsoft.com/office/word/2010/wordprocessingDrawing" xmlns:wp="http://schemas.openxmlformats.org/drawingml/2006/wordprocessingDrawing" xmlns:wpg="http://schemas.microsoft.com/office/word/2010/wordprocessingGroup" xmlns:wpi="http://schemas.microsoft.com/office/word/2010/wordprocessingInk" xmlns:wps="http://schemas.microsoft.com/office/word/2010/wordprocessingShape" xmlns:o="urn:schemas-microsoft-com:office:office" xmlns:v="urn:schemas-microsoft-com:vml" xmlns:w10="urn:schemas-microsoft-com:office:word" xmlns:w="http://schemas.openxmlformats.org/wordprocessingml/2006/main" xmlns:w14="http://schemas.microsoft.com/office/word/2010/wordml" xmlns:w15="http://schemas.microsoft.com/office/word/2012/wordml" xmlns:w16cex="http://schemas.microsoft.com/office/word/2018/wordml/cex" xmlns:w16cid="http://schemas.microsoft.com/office/word/2016/wordml/cid" xmlns:w16="http://schemas.microsoft.com/office/word/2018/wordml" xmlns:w16sdtdh="http://schemas.microsoft.com/office/word/2020/wordml/sdtdatahash" xmlns:w16sdtfl="http://schemas.microsoft.com/office/word/2024/wordml/sdtformatlock" xmlns:w16se="http://schemas.microsoft.com/office/word/2015/wordml/symex" xmlns:w16du="http://schemas.microsoft.com/office/word/2023/wordml/word16du" xmlns:wne="http://schemas.microsoft.com/office/word/2006/wordml" mc:Ignorable="w14 w15 w16se w16cid w16 w16cex w16sdtdh w16sdtfl w16du wp14">
   <w:endnote w:type="separator" w:id="-1">
     <w:p>
       <w:pPr>
@@ -948,7 +962,7 @@
 </file>
 
 <file path=word/footer1.xml><?xml version="1.0" encoding="utf-8"?>
-<w:ftr xmlns:wpc="http://schemas.microsoft.com/office/word/2010/wordprocessingCanvas" xmlns:cx="http://schemas.microsoft.com/office/drawing/2014/chartex" xmlns:cx1="http://schemas.microsoft.com/office/drawing/2015/9/8/chartex" xmlns:cx2="http://schemas.microsoft.com/office/drawing/2015/10/21/chartex" xmlns:cx3="http://schemas.microsoft.com/office/drawing/2016/5/9/chartex" xmlns:cx4="http://schemas.microsoft.com/office/drawing/2016/5/10/chartex" xmlns:cx5="http://schemas.microsoft.com/office/drawing/2016/5/11/chartex" xmlns:cx6="http://schemas.microsoft.com/office/drawing/2016/5/12/chartex" xmlns:cx7="http://schemas.microsoft.com/office/drawing/2016/5/13/chartex" xmlns:cx8="http://schemas.microsoft.com/office/drawing/2016/5/14/chartex" xmlns:mc="http://schemas.openxmlformats.org/markup-compatibility/2006" xmlns:aink="http://schemas.microsoft.com/office/drawing/2016/ink" xmlns:am3d="http://schemas.microsoft.com/office/drawing/2017/model3d" xmlns:o="urn:schemas-microsoft-com:office:office" xmlns:oel="http://schemas.microsoft.com/office/2019/extlst" xmlns:r="http://schemas.openxmlformats.org/officeDocument/2006/relationships" xmlns:m="http://schemas.openxmlformats.org/officeDocument/2006/math" xmlns:v="urn:schemas-microsoft-com:vml" xmlns:wp14="http://schemas.microsoft.com/office/word/2010/wordprocessingDrawing" xmlns:wp="http://schemas.openxmlformats.org/drawingml/2006/wordprocessingDrawing" xmlns:w10="urn:schemas-microsoft-com:office:word" xmlns:w="http://schemas.openxmlformats.org/wordprocessingml/2006/main" xmlns:w14="http://schemas.microsoft.com/office/word/2010/wordml" xmlns:w15="http://schemas.microsoft.com/office/word/2012/wordml" xmlns:w16cex="http://schemas.microsoft.com/office/word/2018/wordml/cex" xmlns:w16cid="http://schemas.microsoft.com/office/word/2016/wordml/cid" xmlns:w16="http://schemas.microsoft.com/office/word/2018/wordml" xmlns:w16du="http://schemas.microsoft.com/office/word/2023/wordml/word16du" xmlns:w16sdtdh="http://schemas.microsoft.com/office/word/2020/wordml/sdtdatahash" xmlns:w16sdtfl="http://schemas.microsoft.com/office/word/2024/wordml/sdtformatlock" xmlns:w16se="http://schemas.microsoft.com/office/word/2015/wordml/symex" xmlns:wpg="http://schemas.microsoft.com/office/word/2010/wordprocessingGroup" xmlns:wpi="http://schemas.microsoft.com/office/word/2010/wordprocessingInk" xmlns:wne="http://schemas.microsoft.com/office/word/2006/wordml" xmlns:wps="http://schemas.microsoft.com/office/word/2010/wordprocessingShape" mc:Ignorable="w14 w15 w16se w16cid w16 w16cex w16sdtdh w16sdtfl w16du wp14">
+<w:ftr xmlns:wpc="http://schemas.microsoft.com/office/word/2010/wordprocessingCanvas" xmlns:cx="http://schemas.microsoft.com/office/drawing/2014/chartex" xmlns:cx1="http://schemas.microsoft.com/office/drawing/2015/9/8/chartex" xmlns:cx2="http://schemas.microsoft.com/office/drawing/2015/10/21/chartex" xmlns:cx3="http://schemas.microsoft.com/office/drawing/2016/5/9/chartex" xmlns:cx4="http://schemas.microsoft.com/office/drawing/2016/5/10/chartex" xmlns:cx5="http://schemas.microsoft.com/office/drawing/2016/5/11/chartex" xmlns:cx6="http://schemas.microsoft.com/office/drawing/2016/5/12/chartex" xmlns:cx7="http://schemas.microsoft.com/office/drawing/2016/5/13/chartex" xmlns:cx8="http://schemas.microsoft.com/office/drawing/2016/5/14/chartex" xmlns:mc="http://schemas.openxmlformats.org/markup-compatibility/2006" xmlns:m="http://schemas.openxmlformats.org/officeDocument/2006/math" xmlns:aink="http://schemas.microsoft.com/office/drawing/2016/ink" xmlns:am3d="http://schemas.microsoft.com/office/drawing/2017/model3d" xmlns:oel="http://schemas.microsoft.com/office/2019/extlst" xmlns:r="http://schemas.openxmlformats.org/officeDocument/2006/relationships" xmlns:wp14="http://schemas.microsoft.com/office/word/2010/wordprocessingDrawing" xmlns:wp="http://schemas.openxmlformats.org/drawingml/2006/wordprocessingDrawing" xmlns:wpg="http://schemas.microsoft.com/office/word/2010/wordprocessingGroup" xmlns:wpi="http://schemas.microsoft.com/office/word/2010/wordprocessingInk" xmlns:wps="http://schemas.microsoft.com/office/word/2010/wordprocessingShape" xmlns:o="urn:schemas-microsoft-com:office:office" xmlns:v="urn:schemas-microsoft-com:vml" xmlns:w10="urn:schemas-microsoft-com:office:word" xmlns:w="http://schemas.openxmlformats.org/wordprocessingml/2006/main" xmlns:w14="http://schemas.microsoft.com/office/word/2010/wordml" xmlns:w15="http://schemas.microsoft.com/office/word/2012/wordml" xmlns:w16cex="http://schemas.microsoft.com/office/word/2018/wordml/cex" xmlns:w16cid="http://schemas.microsoft.com/office/word/2016/wordml/cid" xmlns:w16="http://schemas.microsoft.com/office/word/2018/wordml" xmlns:w16sdtdh="http://schemas.microsoft.com/office/word/2020/wordml/sdtdatahash" xmlns:w16sdtfl="http://schemas.microsoft.com/office/word/2024/wordml/sdtformatlock" xmlns:w16se="http://schemas.microsoft.com/office/word/2015/wordml/symex" xmlns:w16du="http://schemas.microsoft.com/office/word/2023/wordml/word16du" xmlns:wne="http://schemas.microsoft.com/office/word/2006/wordml" mc:Ignorable="w14 w15 w16se w16cid w16 w16cex w16sdtdh w16sdtfl w16du wp14">
   <w:p>
     <w:pPr>
       <w:pStyle w:val="Pieddepage"/>
@@ -1007,7 +1021,7 @@
 </file>
 
 <file path=word/footnotes.xml><?xml version="1.0" encoding="utf-8"?>
-<w:footnotes xmlns:wpc="http://schemas.microsoft.com/office/word/2010/wordprocessingCanvas" xmlns:cx="http://schemas.microsoft.com/office/drawing/2014/chartex" xmlns:cx1="http://schemas.microsoft.com/office/drawing/2015/9/8/chartex" xmlns:cx2="http://schemas.microsoft.com/office/drawing/2015/10/21/chartex" xmlns:cx3="http://schemas.microsoft.com/office/drawing/2016/5/9/chartex" xmlns:cx4="http://schemas.microsoft.com/office/drawing/2016/5/10/chartex" xmlns:cx5="http://schemas.microsoft.com/office/drawing/2016/5/11/chartex" xmlns:cx6="http://schemas.microsoft.com/office/drawing/2016/5/12/chartex" xmlns:cx7="http://schemas.microsoft.com/office/drawing/2016/5/13/chartex" xmlns:cx8="http://schemas.microsoft.com/office/drawing/2016/5/14/chartex" xmlns:mc="http://schemas.openxmlformats.org/markup-compatibility/2006" xmlns:aink="http://schemas.microsoft.com/office/drawing/2016/ink" xmlns:am3d="http://schemas.microsoft.com/office/drawing/2017/model3d" xmlns:o="urn:schemas-microsoft-com:office:office" xmlns:oel="http://schemas.microsoft.com/office/2019/extlst" xmlns:r="http://schemas.openxmlformats.org/officeDocument/2006/relationships" xmlns:m="http://schemas.openxmlformats.org/officeDocument/2006/math" xmlns:v="urn:schemas-microsoft-com:vml" xmlns:wp14="http://schemas.microsoft.com/office/word/2010/wordprocessingDrawing" xmlns:wp="http://schemas.openxmlformats.org/drawingml/2006/wordprocessingDrawing" xmlns:w10="urn:schemas-microsoft-com:office:word" xmlns:w="http://schemas.openxmlformats.org/wordprocessingml/2006/main" xmlns:w14="http://schemas.microsoft.com/office/word/2010/wordml" xmlns:w15="http://schemas.microsoft.com/office/word/2012/wordml" xmlns:w16cex="http://schemas.microsoft.com/office/word/2018/wordml/cex" xmlns:w16cid="http://schemas.microsoft.com/office/word/2016/wordml/cid" xmlns:w16="http://schemas.microsoft.com/office/word/2018/wordml" xmlns:w16du="http://schemas.microsoft.com/office/word/2023/wordml/word16du" xmlns:w16sdtdh="http://schemas.microsoft.com/office/word/2020/wordml/sdtdatahash" xmlns:w16sdtfl="http://schemas.microsoft.com/office/word/2024/wordml/sdtformatlock" xmlns:w16se="http://schemas.microsoft.com/office/word/2015/wordml/symex" xmlns:wpg="http://schemas.microsoft.com/office/word/2010/wordprocessingGroup" xmlns:wpi="http://schemas.microsoft.com/office/word/2010/wordprocessingInk" xmlns:wne="http://schemas.microsoft.com/office/word/2006/wordml" xmlns:wps="http://schemas.microsoft.com/office/word/2010/wordprocessingShape" mc:Ignorable="w14 w15 w16se w16cid w16 w16cex w16sdtdh w16sdtfl w16du wp14">
+<w:footnotes xmlns:wpc="http://schemas.microsoft.com/office/word/2010/wordprocessingCanvas" xmlns:cx="http://schemas.microsoft.com/office/drawing/2014/chartex" xmlns:cx1="http://schemas.microsoft.com/office/drawing/2015/9/8/chartex" xmlns:cx2="http://schemas.microsoft.com/office/drawing/2015/10/21/chartex" xmlns:cx3="http://schemas.microsoft.com/office/drawing/2016/5/9/chartex" xmlns:cx4="http://schemas.microsoft.com/office/drawing/2016/5/10/chartex" xmlns:cx5="http://schemas.microsoft.com/office/drawing/2016/5/11/chartex" xmlns:cx6="http://schemas.microsoft.com/office/drawing/2016/5/12/chartex" xmlns:cx7="http://schemas.microsoft.com/office/drawing/2016/5/13/chartex" xmlns:cx8="http://schemas.microsoft.com/office/drawing/2016/5/14/chartex" xmlns:mc="http://schemas.openxmlformats.org/markup-compatibility/2006" xmlns:m="http://schemas.openxmlformats.org/officeDocument/2006/math" xmlns:aink="http://schemas.microsoft.com/office/drawing/2016/ink" xmlns:am3d="http://schemas.microsoft.com/office/drawing/2017/model3d" xmlns:oel="http://schemas.microsoft.com/office/2019/extlst" xmlns:r="http://schemas.openxmlformats.org/officeDocument/2006/relationships" xmlns:wp14="http://schemas.microsoft.com/office/word/2010/wordprocessingDrawing" xmlns:wp="http://schemas.openxmlformats.org/drawingml/2006/wordprocessingDrawing" xmlns:wpg="http://schemas.microsoft.com/office/word/2010/wordprocessingGroup" xmlns:wpi="http://schemas.microsoft.com/office/word/2010/wordprocessingInk" xmlns:wps="http://schemas.microsoft.com/office/word/2010/wordprocessingShape" xmlns:o="urn:schemas-microsoft-com:office:office" xmlns:v="urn:schemas-microsoft-com:vml" xmlns:w10="urn:schemas-microsoft-com:office:word" xmlns:w="http://schemas.openxmlformats.org/wordprocessingml/2006/main" xmlns:w14="http://schemas.microsoft.com/office/word/2010/wordml" xmlns:w15="http://schemas.microsoft.com/office/word/2012/wordml" xmlns:w16cex="http://schemas.microsoft.com/office/word/2018/wordml/cex" xmlns:w16cid="http://schemas.microsoft.com/office/word/2016/wordml/cid" xmlns:w16="http://schemas.microsoft.com/office/word/2018/wordml" xmlns:w16sdtdh="http://schemas.microsoft.com/office/word/2020/wordml/sdtdatahash" xmlns:w16sdtfl="http://schemas.microsoft.com/office/word/2024/wordml/sdtformatlock" xmlns:w16se="http://schemas.microsoft.com/office/word/2015/wordml/symex" xmlns:w16du="http://schemas.microsoft.com/office/word/2023/wordml/word16du" xmlns:wne="http://schemas.microsoft.com/office/word/2006/wordml" mc:Ignorable="w14 w15 w16se w16cid w16 w16cex w16sdtdh w16sdtfl w16du wp14">
   <w:footnote w:type="separator" w:id="-1">
     <w:p>
       <w:pPr>
@@ -1032,7 +1046,7 @@
 </file>
 
 <file path=word/header1.xml><?xml version="1.0" encoding="utf-8"?>
-<w:hdr xmlns:wpc="http://schemas.microsoft.com/office/word/2010/wordprocessingCanvas" xmlns:cx="http://schemas.microsoft.com/office/drawing/2014/chartex" xmlns:cx1="http://schemas.microsoft.com/office/drawing/2015/9/8/chartex" xmlns:cx2="http://schemas.microsoft.com/office/drawing/2015/10/21/chartex" xmlns:cx3="http://schemas.microsoft.com/office/drawing/2016/5/9/chartex" xmlns:cx4="http://schemas.microsoft.com/office/drawing/2016/5/10/chartex" xmlns:cx5="http://schemas.microsoft.com/office/drawing/2016/5/11/chartex" xmlns:cx6="http://schemas.microsoft.com/office/drawing/2016/5/12/chartex" xmlns:cx7="http://schemas.microsoft.com/office/drawing/2016/5/13/chartex" xmlns:cx8="http://schemas.microsoft.com/office/drawing/2016/5/14/chartex" xmlns:mc="http://schemas.openxmlformats.org/markup-compatibility/2006" xmlns:aink="http://schemas.microsoft.com/office/drawing/2016/ink" xmlns:am3d="http://schemas.microsoft.com/office/drawing/2017/model3d" xmlns:o="urn:schemas-microsoft-com:office:office" xmlns:oel="http://schemas.microsoft.com/office/2019/extlst" xmlns:r="http://schemas.openxmlformats.org/officeDocument/2006/relationships" xmlns:m="http://schemas.openxmlformats.org/officeDocument/2006/math" xmlns:v="urn:schemas-microsoft-com:vml" xmlns:wp14="http://schemas.microsoft.com/office/word/2010/wordprocessingDrawing" xmlns:wp="http://schemas.openxmlformats.org/drawingml/2006/wordprocessingDrawing" xmlns:w10="urn:schemas-microsoft-com:office:word" xmlns:w="http://schemas.openxmlformats.org/wordprocessingml/2006/main" xmlns:w14="http://schemas.microsoft.com/office/word/2010/wordml" xmlns:w15="http://schemas.microsoft.com/office/word/2012/wordml" xmlns:w16cex="http://schemas.microsoft.com/office/word/2018/wordml/cex" xmlns:w16cid="http://schemas.microsoft.com/office/word/2016/wordml/cid" xmlns:w16="http://schemas.microsoft.com/office/word/2018/wordml" xmlns:w16du="http://schemas.microsoft.com/office/word/2023/wordml/word16du" xmlns:w16sdtdh="http://schemas.microsoft.com/office/word/2020/wordml/sdtdatahash" xmlns:w16sdtfl="http://schemas.microsoft.com/office/word/2024/wordml/sdtformatlock" xmlns:w16se="http://schemas.microsoft.com/office/word/2015/wordml/symex" xmlns:wpg="http://schemas.microsoft.com/office/word/2010/wordprocessingGroup" xmlns:wpi="http://schemas.microsoft.com/office/word/2010/wordprocessingInk" xmlns:wne="http://schemas.microsoft.com/office/word/2006/wordml" xmlns:wps="http://schemas.microsoft.com/office/word/2010/wordprocessingShape" mc:Ignorable="w14 w15 w16se w16cid w16 w16cex w16sdtdh w16sdtfl w16du wp14">
+<w:hdr xmlns:wpc="http://schemas.microsoft.com/office/word/2010/wordprocessingCanvas" xmlns:cx="http://schemas.microsoft.com/office/drawing/2014/chartex" xmlns:cx1="http://schemas.microsoft.com/office/drawing/2015/9/8/chartex" xmlns:cx2="http://schemas.microsoft.com/office/drawing/2015/10/21/chartex" xmlns:cx3="http://schemas.microsoft.com/office/drawing/2016/5/9/chartex" xmlns:cx4="http://schemas.microsoft.com/office/drawing/2016/5/10/chartex" xmlns:cx5="http://schemas.microsoft.com/office/drawing/2016/5/11/chartex" xmlns:cx6="http://schemas.microsoft.com/office/drawing/2016/5/12/chartex" xmlns:cx7="http://schemas.microsoft.com/office/drawing/2016/5/13/chartex" xmlns:cx8="http://schemas.microsoft.com/office/drawing/2016/5/14/chartex" xmlns:mc="http://schemas.openxmlformats.org/markup-compatibility/2006" xmlns:m="http://schemas.openxmlformats.org/officeDocument/2006/math" xmlns:aink="http://schemas.microsoft.com/office/drawing/2016/ink" xmlns:am3d="http://schemas.microsoft.com/office/drawing/2017/model3d" xmlns:oel="http://schemas.microsoft.com/office/2019/extlst" xmlns:r="http://schemas.openxmlformats.org/officeDocument/2006/relationships" xmlns:wp14="http://schemas.microsoft.com/office/word/2010/wordprocessingDrawing" xmlns:wp="http://schemas.openxmlformats.org/drawingml/2006/wordprocessingDrawing" xmlns:wpg="http://schemas.microsoft.com/office/word/2010/wordprocessingGroup" xmlns:wpi="http://schemas.microsoft.com/office/word/2010/wordprocessingInk" xmlns:wps="http://schemas.microsoft.com/office/word/2010/wordprocessingShape" xmlns:o="urn:schemas-microsoft-com:office:office" xmlns:v="urn:schemas-microsoft-com:vml" xmlns:w10="urn:schemas-microsoft-com:office:word" xmlns:w="http://schemas.openxmlformats.org/wordprocessingml/2006/main" xmlns:w14="http://schemas.microsoft.com/office/word/2010/wordml" xmlns:w15="http://schemas.microsoft.com/office/word/2012/wordml" xmlns:w16cex="http://schemas.microsoft.com/office/word/2018/wordml/cex" xmlns:w16cid="http://schemas.microsoft.com/office/word/2016/wordml/cid" xmlns:w16="http://schemas.microsoft.com/office/word/2018/wordml" xmlns:w16sdtdh="http://schemas.microsoft.com/office/word/2020/wordml/sdtdatahash" xmlns:w16sdtfl="http://schemas.microsoft.com/office/word/2024/wordml/sdtformatlock" xmlns:w16se="http://schemas.microsoft.com/office/word/2015/wordml/symex" xmlns:w16du="http://schemas.microsoft.com/office/word/2023/wordml/word16du" xmlns:wne="http://schemas.microsoft.com/office/word/2006/wordml" mc:Ignorable="w14 w15 w16se w16cid w16 w16cex w16sdtdh w16sdtfl w16du wp14">
   <w:p>
     <w:pPr>
       <w:pStyle w:val="En-tte"/>
@@ -1098,7 +1112,7 @@
 </file>
 
 <file path=word/numbering.xml><?xml version="1.0" encoding="utf-8"?>
-<w:numbering xmlns:wpc="http://schemas.microsoft.com/office/word/2010/wordprocessingCanvas" xmlns:cx="http://schemas.microsoft.com/office/drawing/2014/chartex" xmlns:cx1="http://schemas.microsoft.com/office/drawing/2015/9/8/chartex" xmlns:cx2="http://schemas.microsoft.com/office/drawing/2015/10/21/chartex" xmlns:cx3="http://schemas.microsoft.com/office/drawing/2016/5/9/chartex" xmlns:cx4="http://schemas.microsoft.com/office/drawing/2016/5/10/chartex" xmlns:cx5="http://schemas.microsoft.com/office/drawing/2016/5/11/chartex" xmlns:cx6="http://schemas.microsoft.com/office/drawing/2016/5/12/chartex" xmlns:cx7="http://schemas.microsoft.com/office/drawing/2016/5/13/chartex" xmlns:cx8="http://schemas.microsoft.com/office/drawing/2016/5/14/chartex" xmlns:mc="http://schemas.openxmlformats.org/markup-compatibility/2006" xmlns:aink="http://schemas.microsoft.com/office/drawing/2016/ink" xmlns:am3d="http://schemas.microsoft.com/office/drawing/2017/model3d" xmlns:o="urn:schemas-microsoft-com:office:office" xmlns:oel="http://schemas.microsoft.com/office/2019/extlst" xmlns:r="http://schemas.openxmlformats.org/officeDocument/2006/relationships" xmlns:m="http://schemas.openxmlformats.org/officeDocument/2006/math" xmlns:v="urn:schemas-microsoft-com:vml" xmlns:wp14="http://schemas.microsoft.com/office/word/2010/wordprocessingDrawing" xmlns:wp="http://schemas.openxmlformats.org/drawingml/2006/wordprocessingDrawing" xmlns:w10="urn:schemas-microsoft-com:office:word" xmlns:w="http://schemas.openxmlformats.org/wordprocessingml/2006/main" xmlns:w14="http://schemas.microsoft.com/office/word/2010/wordml" xmlns:w15="http://schemas.microsoft.com/office/word/2012/wordml" xmlns:w16cex="http://schemas.microsoft.com/office/word/2018/wordml/cex" xmlns:w16cid="http://schemas.microsoft.com/office/word/2016/wordml/cid" xmlns:w16="http://schemas.microsoft.com/office/word/2018/wordml" xmlns:w16du="http://schemas.microsoft.com/office/word/2023/wordml/word16du" xmlns:w16sdtdh="http://schemas.microsoft.com/office/word/2020/wordml/sdtdatahash" xmlns:w16sdtfl="http://schemas.microsoft.com/office/word/2024/wordml/sdtformatlock" xmlns:w16se="http://schemas.microsoft.com/office/word/2015/wordml/symex" xmlns:wpg="http://schemas.microsoft.com/office/word/2010/wordprocessingGroup" xmlns:wpi="http://schemas.microsoft.com/office/word/2010/wordprocessingInk" xmlns:wne="http://schemas.microsoft.com/office/word/2006/wordml" xmlns:wps="http://schemas.microsoft.com/office/word/2010/wordprocessingShape" mc:Ignorable="w14 w15 w16se w16cid w16 w16cex w16sdtdh w16sdtfl w16du wp14">
+<w:numbering xmlns:wpc="http://schemas.microsoft.com/office/word/2010/wordprocessingCanvas" xmlns:cx="http://schemas.microsoft.com/office/drawing/2014/chartex" xmlns:cx1="http://schemas.microsoft.com/office/drawing/2015/9/8/chartex" xmlns:cx2="http://schemas.microsoft.com/office/drawing/2015/10/21/chartex" xmlns:cx3="http://schemas.microsoft.com/office/drawing/2016/5/9/chartex" xmlns:cx4="http://schemas.microsoft.com/office/drawing/2016/5/10/chartex" xmlns:cx5="http://schemas.microsoft.com/office/drawing/2016/5/11/chartex" xmlns:cx6="http://schemas.microsoft.com/office/drawing/2016/5/12/chartex" xmlns:cx7="http://schemas.microsoft.com/office/drawing/2016/5/13/chartex" xmlns:cx8="http://schemas.microsoft.com/office/drawing/2016/5/14/chartex" xmlns:mc="http://schemas.openxmlformats.org/markup-compatibility/2006" xmlns:m="http://schemas.openxmlformats.org/officeDocument/2006/math" xmlns:aink="http://schemas.microsoft.com/office/drawing/2016/ink" xmlns:am3d="http://schemas.microsoft.com/office/drawing/2017/model3d" xmlns:oel="http://schemas.microsoft.com/office/2019/extlst" xmlns:r="http://schemas.openxmlformats.org/officeDocument/2006/relationships" xmlns:wp14="http://schemas.microsoft.com/office/word/2010/wordprocessingDrawing" xmlns:wp="http://schemas.openxmlformats.org/drawingml/2006/wordprocessingDrawing" xmlns:wpg="http://schemas.microsoft.com/office/word/2010/wordprocessingGroup" xmlns:wpi="http://schemas.microsoft.com/office/word/2010/wordprocessingInk" xmlns:wps="http://schemas.microsoft.com/office/word/2010/wordprocessingShape" xmlns:o="urn:schemas-microsoft-com:office:office" xmlns:v="urn:schemas-microsoft-com:vml" xmlns:w10="urn:schemas-microsoft-com:office:word" xmlns:w="http://schemas.openxmlformats.org/wordprocessingml/2006/main" xmlns:w14="http://schemas.microsoft.com/office/word/2010/wordml" xmlns:w15="http://schemas.microsoft.com/office/word/2012/wordml" xmlns:w16cex="http://schemas.microsoft.com/office/word/2018/wordml/cex" xmlns:w16cid="http://schemas.microsoft.com/office/word/2016/wordml/cid" xmlns:w16="http://schemas.microsoft.com/office/word/2018/wordml" xmlns:w16sdtdh="http://schemas.microsoft.com/office/word/2020/wordml/sdtdatahash" xmlns:w16sdtfl="http://schemas.microsoft.com/office/word/2024/wordml/sdtformatlock" xmlns:w16se="http://schemas.microsoft.com/office/word/2015/wordml/symex" xmlns:w16du="http://schemas.microsoft.com/office/word/2023/wordml/word16du" xmlns:wne="http://schemas.microsoft.com/office/word/2006/wordml" mc:Ignorable="w14 w15 w16se w16cid w16 w16cex w16sdtdh w16sdtfl w16du wp14">
   <w:abstractNum w:abstractNumId="0" w15:restartNumberingAfterBreak="0">
     <w:nsid w:val="FFFFFF7C"/>
     <w:multiLevelType w:val="singleLevel"/>
@@ -1301,7 +1315,7 @@
 </file>
 
 <file path=word/styles.xml><?xml version="1.0" encoding="utf-8"?>
-<w:styles xmlns:mc="http://schemas.openxmlformats.org/markup-compatibility/2006" xmlns:r="http://schemas.openxmlformats.org/officeDocument/2006/relationships" xmlns:w="http://schemas.openxmlformats.org/wordprocessingml/2006/main" xmlns:w14="http://schemas.microsoft.com/office/word/2010/wordml" xmlns:w15="http://schemas.microsoft.com/office/word/2012/wordml" xmlns:w16cex="http://schemas.microsoft.com/office/word/2018/wordml/cex" xmlns:w16cid="http://schemas.microsoft.com/office/word/2016/wordml/cid" xmlns:w16="http://schemas.microsoft.com/office/word/2018/wordml" xmlns:w16du="http://schemas.microsoft.com/office/word/2023/wordml/word16du" xmlns:w16sdtdh="http://schemas.microsoft.com/office/word/2020/wordml/sdtdatahash" xmlns:w16sdtfl="http://schemas.microsoft.com/office/word/2024/wordml/sdtformatlock" xmlns:w16se="http://schemas.microsoft.com/office/word/2015/wordml/symex" mc:Ignorable="w14 w15 w16se w16cid w16 w16cex w16sdtdh w16sdtfl w16du">
+<w:styles xmlns:mc="http://schemas.openxmlformats.org/markup-compatibility/2006" xmlns:r="http://schemas.openxmlformats.org/officeDocument/2006/relationships" xmlns:w="http://schemas.openxmlformats.org/wordprocessingml/2006/main" xmlns:w14="http://schemas.microsoft.com/office/word/2010/wordml" xmlns:w15="http://schemas.microsoft.com/office/word/2012/wordml" xmlns:w16cex="http://schemas.microsoft.com/office/word/2018/wordml/cex" xmlns:w16cid="http://schemas.microsoft.com/office/word/2016/wordml/cid" xmlns:w16="http://schemas.microsoft.com/office/word/2018/wordml" xmlns:w16sdtdh="http://schemas.microsoft.com/office/word/2020/wordml/sdtdatahash" xmlns:w16sdtfl="http://schemas.microsoft.com/office/word/2024/wordml/sdtformatlock" xmlns:w16se="http://schemas.microsoft.com/office/word/2015/wordml/symex" xmlns:w16du="http://schemas.microsoft.com/office/word/2023/wordml/word16du" mc:Ignorable="w14 w15 w16se w16cid w16 w16cex w16sdtdh w16sdtfl w16du">
   <w:docDefaults>
     <w:rPrDefault>
       <w:rPr>
